--- a/templates/court-letters/Ltr to Court Filing Docs.docx
+++ b/templates/court-letters/Ltr to Court Filing Docs.docx
@@ -1100,7 +1100,7 @@
           <w:b/>
           <w:caps/>
         </w:rPr>
-        <w:t xml:space="preserve">NATALIE QUIRKE </w:t>
+        <w:t xml:space="preserve">NEW GEN AUTOMATION </w:t>
       </w:r>
     </w:p>
     <w:p>
@@ -1135,7 +1135,7 @@
             <w:rFonts w:cs="Arial"/>
             <w:b/>
           </w:rPr>
-          <w:t>natalie@nataliequirke.co.nz</w:t>
+          <w:t>hello@newgenautomation.nz</w:t>
         </w:r>
       </w:hyperlink>
       <w:r>
@@ -1484,7 +1484,7 @@
         <w:sz w:val="52"/>
         <w:szCs w:val="52"/>
       </w:rPr>
-      <w:t xml:space="preserve">Natalie Quirke </w:t>
+      <w:t xml:space="preserve">NEW GEN AUTOMATION </w:t>
     </w:r>
     <w:r>
       <w:rPr>
@@ -1565,7 +1565,7 @@
                               <w:sz w:val="14"/>
                               <w:lang w:val="en-NZ" w:eastAsia="en-NZ"/>
                             </w:rPr>
-                            <w:t xml:space="preserve">PO Box 25 977 </w:t>
+                            <w:t xml:space="preserve">Auckland 1010 </w:t>
                           </w:r>
                         </w:p>
                         <w:p>
@@ -1585,7 +1585,7 @@
                               <w:sz w:val="14"/>
                               <w:lang w:val="en-NZ" w:eastAsia="en-NZ"/>
                             </w:rPr>
-                            <w:t>St Heliers 1070</w:t>
+                            <w:t>Auckland 1010</w:t>
                           </w:r>
                         </w:p>
                         <w:p>
@@ -1684,7 +1684,7 @@
                               <w:sz w:val="14"/>
                               <w:lang w:val="en-NZ" w:eastAsia="en-NZ"/>
                             </w:rPr>
-                            <w:t>natalie@nataliequirke.co.nz</w:t>
+                            <w:t>hello@newgenautomation.nz</w:t>
                           </w:r>
                         </w:p>
                         <w:p>
@@ -1815,7 +1815,7 @@
                         <w:sz w:val="14"/>
                         <w:lang w:val="en-NZ" w:eastAsia="en-NZ"/>
                       </w:rPr>
-                      <w:t xml:space="preserve">PO Box 25 977 </w:t>
+                      <w:t xml:space="preserve">Auckland 1010 </w:t>
                     </w:r>
                   </w:p>
                   <w:p>
@@ -1835,7 +1835,7 @@
                         <w:sz w:val="14"/>
                         <w:lang w:val="en-NZ" w:eastAsia="en-NZ"/>
                       </w:rPr>
-                      <w:t>St Heliers 1070</w:t>
+                      <w:t>Auckland 1010</w:t>
                     </w:r>
                   </w:p>
                   <w:p>
@@ -1934,7 +1934,7 @@
                         <w:sz w:val="14"/>
                         <w:lang w:val="en-NZ" w:eastAsia="en-NZ"/>
                       </w:rPr>
-                      <w:t>natalie@nataliequirke.co.nz</w:t>
+                      <w:t>hello@newgenautomation.nz</w:t>
                     </w:r>
                   </w:p>
                   <w:p>

--- a/templates/court-letters/Ltr to Court Filing Docs.docx
+++ b/templates/court-letters/Ltr to Court Filing Docs.docx
@@ -990,7 +990,7 @@
         <w:rPr>
           <w:rFonts w:cs="Arial"/>
         </w:rPr>
-        <w:t>I would be grateful if you could put this application before a Judge as soon as possible, and advise me of the outcome on 027 494 4411.</w:t>
+        <w:t>I would be grateful if you could put this application before a Judge as soon as possible, and advise me of the outcome on 027 230 5006.</w:t>
       </w:r>
     </w:p>
     <w:p>
@@ -1135,7 +1135,7 @@
             <w:rFonts w:cs="Arial"/>
             <w:b/>
           </w:rPr>
-          <w:t>hello@newgenautomation.nz</w:t>
+          <w:t>will@newgenbusiness.nz</w:t>
         </w:r>
       </w:hyperlink>
       <w:r>
@@ -1607,7 +1607,7 @@
                               <w:sz w:val="14"/>
                               <w:lang w:val="en-NZ" w:eastAsia="en-NZ"/>
                             </w:rPr>
-                            <w:t>Tel:  (09) 575 6757</w:t>
+                            <w:t>Tel: (09) 235 5523</w:t>
                           </w:r>
                         </w:p>
                         <w:p>
@@ -1635,7 +1635,7 @@
                               <w:sz w:val="14"/>
                               <w:lang w:val="en-NZ" w:eastAsia="en-NZ"/>
                             </w:rPr>
-                            <w:t>Fax: (09) 575 6758</w:t>
+                            <w:t/>
                           </w:r>
                         </w:p>
                         <w:p>
@@ -1655,7 +1655,7 @@
                               <w:sz w:val="14"/>
                               <w:lang w:val="en-NZ" w:eastAsia="en-NZ"/>
                             </w:rPr>
-                            <w:t>Mob: 0274 944 411</w:t>
+                            <w:t>Mob: 027 230 5006</w:t>
                           </w:r>
                         </w:p>
                         <w:p>
@@ -1684,7 +1684,7 @@
                               <w:sz w:val="14"/>
                               <w:lang w:val="en-NZ" w:eastAsia="en-NZ"/>
                             </w:rPr>
-                            <w:t>hello@newgenautomation.nz</w:t>
+                            <w:t>will@newgenbusiness.nz</w:t>
                           </w:r>
                         </w:p>
                         <w:p>
@@ -1857,7 +1857,7 @@
                         <w:sz w:val="14"/>
                         <w:lang w:val="en-NZ" w:eastAsia="en-NZ"/>
                       </w:rPr>
-                      <w:t>Tel:  (09) 575 6757</w:t>
+                      <w:t>Tel: (09) 235 5523</w:t>
                     </w:r>
                   </w:p>
                   <w:p>
@@ -1885,7 +1885,7 @@
                         <w:sz w:val="14"/>
                         <w:lang w:val="en-NZ" w:eastAsia="en-NZ"/>
                       </w:rPr>
-                      <w:t>Fax: (09) 575 6758</w:t>
+                      <w:t/>
                     </w:r>
                   </w:p>
                   <w:p>
@@ -1905,7 +1905,7 @@
                         <w:sz w:val="14"/>
                         <w:lang w:val="en-NZ" w:eastAsia="en-NZ"/>
                       </w:rPr>
-                      <w:t>Mob: 0274 944 411</w:t>
+                      <w:t>Mob: 027 230 5006</w:t>
                     </w:r>
                   </w:p>
                   <w:p>
@@ -1934,7 +1934,7 @@
                         <w:sz w:val="14"/>
                         <w:lang w:val="en-NZ" w:eastAsia="en-NZ"/>
                       </w:rPr>
-                      <w:t>hello@newgenautomation.nz</w:t>
+                      <w:t>will@newgenbusiness.nz</w:t>
                     </w:r>
                   </w:p>
                   <w:p>
